--- a/Assignment 4/Postman Report.docx
+++ b/Assignment 4/Postman Report.docx
@@ -271,18 +271,21 @@
     </w:p>
     <w:p>
       <w:r>
-        <w:t>Ran multiple Tests</w:t>
-      </w:r>
-    </w:p>
-    <w:p>
-      <w:r>
         <w:rPr>
           <w:noProof/>
         </w:rPr>
         <w:drawing>
-          <wp:inline distT="0" distB="0" distL="0" distR="0" wp14:anchorId="618C94FD" wp14:editId="112B77E0">
-            <wp:extent cx="5943600" cy="3057525"/>
-            <wp:effectExtent l="0" t="0" r="0" b="9525"/>
+          <wp:anchor distT="0" distB="0" distL="114300" distR="114300" simplePos="0" relativeHeight="251658240" behindDoc="0" locked="0" layoutInCell="1" allowOverlap="1" wp14:anchorId="618C94FD" wp14:editId="0D4D2547">
+            <wp:simplePos x="0" y="0"/>
+            <wp:positionH relativeFrom="margin">
+              <wp:posOffset>-635</wp:posOffset>
+            </wp:positionH>
+            <wp:positionV relativeFrom="paragraph">
+              <wp:posOffset>315595</wp:posOffset>
+            </wp:positionV>
+            <wp:extent cx="5033010" cy="3736340"/>
+            <wp:effectExtent l="0" t="0" r="0" b="0"/>
+            <wp:wrapSquare wrapText="bothSides"/>
             <wp:docPr id="1469363692" name="Picture 1"/>
             <wp:cNvGraphicFramePr>
               <a:graphicFrameLocks xmlns:a="http://schemas.openxmlformats.org/drawingml/2006/main" noChangeAspect="1"/>
@@ -294,8 +297,84 @@
                     <pic:cNvPr id="1469363692" name=""/>
                     <pic:cNvPicPr/>
                   </pic:nvPicPr>
+                  <pic:blipFill rotWithShape="1">
+                    <a:blip r:embed="rId9" cstate="print">
+                      <a:extLst>
+                        <a:ext uri="{28A0092B-C50C-407E-A947-70E740481C1C}">
+                          <a14:useLocalDpi xmlns:a14="http://schemas.microsoft.com/office/drawing/2010/main" val="0"/>
+                        </a:ext>
+                      </a:extLst>
+                    </a:blip>
+                    <a:srcRect l="14166" t="872" r="16531" b="-872"/>
+                    <a:stretch>
+                      <a:fillRect/>
+                    </a:stretch>
+                  </pic:blipFill>
+                  <pic:spPr bwMode="auto">
+                    <a:xfrm>
+                      <a:off x="0" y="0"/>
+                      <a:ext cx="5033010" cy="3736340"/>
+                    </a:xfrm>
+                    <a:prstGeom prst="rect">
+                      <a:avLst/>
+                    </a:prstGeom>
+                    <a:ln>
+                      <a:noFill/>
+                    </a:ln>
+                    <a:extLst>
+                      <a:ext uri="{53640926-AAD7-44D8-BBD7-CCE9431645EC}">
+                        <a14:shadowObscured xmlns:a14="http://schemas.microsoft.com/office/drawing/2010/main"/>
+                      </a:ext>
+                    </a:extLst>
+                  </pic:spPr>
+                </pic:pic>
+              </a:graphicData>
+            </a:graphic>
+            <wp14:sizeRelH relativeFrom="margin">
+              <wp14:pctWidth>0</wp14:pctWidth>
+            </wp14:sizeRelH>
+            <wp14:sizeRelV relativeFrom="margin">
+              <wp14:pctHeight>0</wp14:pctHeight>
+            </wp14:sizeRelV>
+          </wp:anchor>
+        </w:drawing>
+      </w:r>
+      <w:r>
+        <w:t>Writing tests with Chai Assertions including Logging and Chaining</w:t>
+      </w:r>
+    </w:p>
+    <w:p/>
+    <w:p/>
+    <w:p/>
+    <w:p/>
+    <w:p/>
+    <w:p/>
+    <w:p/>
+    <w:p/>
+    <w:p/>
+    <w:p/>
+    <w:p/>
+    <w:p/>
+    <w:p>
+      <w:r>
+        <w:lastRenderedPageBreak/>
+        <w:drawing>
+          <wp:inline distT="0" distB="0" distL="0" distR="0" wp14:anchorId="017C5C5A" wp14:editId="78875BF8">
+            <wp:extent cx="5568462" cy="4234649"/>
+            <wp:effectExtent l="0" t="0" r="0" b="0"/>
+            <wp:docPr id="615271907" name="Picture 1"/>
+            <wp:cNvGraphicFramePr>
+              <a:graphicFrameLocks xmlns:a="http://schemas.openxmlformats.org/drawingml/2006/main" noChangeAspect="1"/>
+            </wp:cNvGraphicFramePr>
+            <a:graphic xmlns:a="http://schemas.openxmlformats.org/drawingml/2006/main">
+              <a:graphicData uri="http://schemas.openxmlformats.org/drawingml/2006/picture">
+                <pic:pic xmlns:pic="http://schemas.openxmlformats.org/drawingml/2006/picture">
+                  <pic:nvPicPr>
+                    <pic:cNvPr id="615271907" name=""/>
+                    <pic:cNvPicPr/>
+                  </pic:nvPicPr>
                   <pic:blipFill>
-                    <a:blip r:embed="rId9"/>
+                    <a:blip r:embed="rId10"/>
                     <a:stretch>
                       <a:fillRect/>
                     </a:stretch>
@@ -303,7 +382,7 @@
                   <pic:spPr>
                     <a:xfrm>
                       <a:off x="0" y="0"/>
-                      <a:ext cx="5943600" cy="3057525"/>
+                      <a:ext cx="5570144" cy="4235928"/>
                     </a:xfrm>
                     <a:prstGeom prst="rect">
                       <a:avLst/>
@@ -315,15 +394,17 @@
           </wp:inline>
         </w:drawing>
       </w:r>
-    </w:p>
-    <w:p/>
-    <w:p/>
-    <w:p/>
-    <w:p/>
-    <w:p/>
-    <w:p>
-      <w:r>
-        <w:lastRenderedPageBreak/>
+      <w:r>
+        <w:br w:type="textWrapping" w:clear="all"/>
+      </w:r>
+    </w:p>
+    <w:p/>
+    <w:p/>
+    <w:p/>
+    <w:p/>
+    <w:p/>
+    <w:p>
+      <w:r>
         <w:t>PUT Request</w:t>
       </w:r>
     </w:p>
@@ -332,6 +413,7 @@
         <w:rPr>
           <w:noProof/>
         </w:rPr>
+        <w:lastRenderedPageBreak/>
         <w:drawing>
           <wp:inline distT="0" distB="0" distL="0" distR="0" wp14:anchorId="16405124" wp14:editId="571C8616">
             <wp:extent cx="5943600" cy="3181350"/>
@@ -348,7 +430,7 @@
                     <pic:cNvPicPr/>
                   </pic:nvPicPr>
                   <pic:blipFill>
-                    <a:blip r:embed="rId10"/>
+                    <a:blip r:embed="rId11"/>
                     <a:stretch>
                       <a:fillRect/>
                     </a:stretch>
@@ -393,7 +475,7 @@
                     <pic:cNvPicPr/>
                   </pic:nvPicPr>
                   <pic:blipFill>
-                    <a:blip r:embed="rId11"/>
+                    <a:blip r:embed="rId12"/>
                     <a:stretch>
                       <a:fillRect/>
                     </a:stretch>
@@ -419,7 +501,6 @@
     <w:p/>
     <w:p>
       <w:r>
-        <w:lastRenderedPageBreak/>
         <w:t>DELETE Request</w:t>
       </w:r>
     </w:p>
@@ -428,6 +509,7 @@
         <w:rPr>
           <w:noProof/>
         </w:rPr>
+        <w:lastRenderedPageBreak/>
         <w:drawing>
           <wp:inline distT="0" distB="0" distL="0" distR="0" wp14:anchorId="319182BD" wp14:editId="7DE94320">
             <wp:extent cx="5943600" cy="3123565"/>
@@ -444,7 +526,7 @@
                     <pic:cNvPicPr/>
                   </pic:nvPicPr>
                   <pic:blipFill>
-                    <a:blip r:embed="rId12"/>
+                    <a:blip r:embed="rId13"/>
                     <a:stretch>
                       <a:fillRect/>
                     </a:stretch>
